--- a/Week_4_Hands_On_Exercise_08/Week 4 Hands On Exercise 08.docx
+++ b/Week_4_Hands_On_Exercise_08/Week 4 Hands On Exercise 08.docx
@@ -4,21 +4,19 @@
   <w:body>
     <w:p>
       <w:r>
-        <w:t xml:space="preserve">Week 4 Hands </w:t>
-      </w:r>
-      <w:proofErr w:type="gramStart"/>
-      <w:r>
-        <w:t>On</w:t>
-      </w:r>
-      <w:proofErr w:type="gramEnd"/>
-      <w:r>
-        <w:t xml:space="preserve"> Exercise 08</w:t>
+        <w:t>Week 4 Hands On Exercise 08</w:t>
       </w:r>
     </w:p>
     <w:p>
       <w:r>
         <w:t>GITHUB –</w:t>
       </w:r>
+      <w:r>
+        <w:t xml:space="preserve"> </w:t>
+      </w:r>
+      <w:r>
+        <w:t>https://github.com/sal-2529/ASD102B-21/tree/main/Week_4_Hands_On_Exercise_08</w:t>
+      </w:r>
     </w:p>
     <w:p/>
     <w:p>
@@ -78,17 +76,7 @@
     </w:p>
     <w:p>
       <w:r>
-        <w:t xml:space="preserve">    color: </w:t>
-      </w:r>
-      <w:proofErr w:type="spellStart"/>
-      <w:proofErr w:type="gramStart"/>
-      <w:r>
-        <w:t>cornflowerblue</w:t>
-      </w:r>
-      <w:proofErr w:type="spellEnd"/>
-      <w:proofErr w:type="gramEnd"/>
-      <w:r>
-        <w:t>;</w:t>
+        <w:t>    color: cornflowerblue;</w:t>
       </w:r>
     </w:p>
     <w:p>
@@ -118,15 +106,7 @@
     </w:p>
     <w:p>
       <w:r>
-        <w:t xml:space="preserve">    display: </w:t>
-      </w:r>
-      <w:proofErr w:type="gramStart"/>
-      <w:r>
-        <w:t>inline-block</w:t>
-      </w:r>
-      <w:proofErr w:type="gramEnd"/>
-      <w:r>
-        <w:t>;</w:t>
+        <w:t>    display: inline-block;</w:t>
       </w:r>
     </w:p>
     <w:p>
@@ -151,81 +131,425 @@
     </w:p>
     <w:p>
       <w:r>
+        <w:lastRenderedPageBreak/>
         <w:t>    width: 20em;</w:t>
       </w:r>
     </w:p>
     <w:p>
       <w:r>
+        <w:t>    border: 1px solid black;</w:t>
+      </w:r>
+    </w:p>
+    <w:p>
+      <w:r>
+        <w:t>    border-radius: 0.25em;</w:t>
+      </w:r>
+    </w:p>
+    <w:p>
+      <w:r>
+        <w:t>}</w:t>
+      </w:r>
+    </w:p>
+    <w:p>
+      <w:r>
+        <w:t>button {</w:t>
+      </w:r>
+    </w:p>
+    <w:p>
+      <w:r>
+        <w:t>    height: 2em;</w:t>
+      </w:r>
+    </w:p>
+    <w:p>
+      <w:r>
+        <w:t>    width: 10em;</w:t>
+      </w:r>
+    </w:p>
+    <w:p>
+      <w:r>
+        <w:t>    border: 1px solid black;</w:t>
+      </w:r>
+    </w:p>
+    <w:p>
+      <w:r>
+        <w:t>    border-radius: 0.25em;</w:t>
+      </w:r>
+    </w:p>
+    <w:p>
+      <w:r>
+        <w:t>}</w:t>
+      </w:r>
+    </w:p>
+    <w:p>
+      <w:r>
+        <w:t>#message {</w:t>
+      </w:r>
+    </w:p>
+    <w:p>
+      <w:r>
+        <w:t>    color: red;</w:t>
+      </w:r>
+    </w:p>
+    <w:p>
+      <w:r>
+        <w:t>    font-weight: bold;</w:t>
+      </w:r>
+    </w:p>
+    <w:p>
+      <w:r>
+        <w:t>    width: auto;</w:t>
+      </w:r>
+    </w:p>
+    <w:p>
+      <w:r>
+        <w:t>}</w:t>
+      </w:r>
+    </w:p>
+    <w:p/>
+    <w:p>
+      <w:r>
+        <w:t>--</w:t>
+      </w:r>
+    </w:p>
+    <w:p>
+      <w:r>
+        <w:t>Countdown.js</w:t>
+      </w:r>
+    </w:p>
+    <w:p>
+      <w:r>
+        <w:t>"use strict";</w:t>
+      </w:r>
+    </w:p>
+    <w:p>
+      <w:r>
+        <w:t xml:space="preserve">// global variables </w:t>
+      </w:r>
+    </w:p>
+    <w:p>
+      <w:r>
+        <w:t>let timer = null;</w:t>
+      </w:r>
+    </w:p>
+    <w:p>
+      <w:r>
+        <w:t>let eventName = "";</w:t>
+      </w:r>
+    </w:p>
+    <w:p>
+      <w:r>
+        <w:t>let eventDate = null;</w:t>
+      </w:r>
+    </w:p>
+    <w:p/>
+    <w:p>
+      <w:r>
+        <w:t>const getElement = selector =&gt; document.querySelector(selector);</w:t>
+      </w:r>
+    </w:p>
+    <w:p/>
+    <w:p>
+      <w:r>
         <w:lastRenderedPageBreak/>
-        <w:t>    border: 1px solid black;</w:t>
-      </w:r>
-    </w:p>
-    <w:p>
-      <w:r>
-        <w:t>    border-radius: 0.25em;</w:t>
-      </w:r>
-    </w:p>
-    <w:p>
-      <w:r>
-        <w:t>}</w:t>
-      </w:r>
-    </w:p>
-    <w:p>
-      <w:r>
-        <w:t>button {</w:t>
-      </w:r>
-    </w:p>
-    <w:p>
-      <w:r>
-        <w:t>    height: 2em;</w:t>
-      </w:r>
-    </w:p>
-    <w:p>
-      <w:r>
-        <w:t>    width: 10em;</w:t>
-      </w:r>
-    </w:p>
-    <w:p>
-      <w:r>
-        <w:t>    border: 1px solid black;</w:t>
-      </w:r>
-    </w:p>
-    <w:p>
-      <w:r>
-        <w:t>    border-radius: 0.25em;</w:t>
-      </w:r>
-    </w:p>
-    <w:p>
-      <w:r>
-        <w:t>}</w:t>
-      </w:r>
-    </w:p>
-    <w:p>
-      <w:r>
-        <w:t>#message {</w:t>
-      </w:r>
-    </w:p>
-    <w:p>
-      <w:r>
-        <w:t>    color: red;</w:t>
-      </w:r>
-    </w:p>
-    <w:p>
-      <w:r>
-        <w:t>    font-weight: bold;</w:t>
-      </w:r>
-    </w:p>
-    <w:p>
-      <w:r>
-        <w:t>    width: auto;</w:t>
-      </w:r>
-    </w:p>
-    <w:p>
-      <w:r>
-        <w:t>}</w:t>
-      </w:r>
-    </w:p>
-    <w:p/>
+        <w:t>const displayCountdown = () =&gt; {</w:t>
+      </w:r>
+    </w:p>
+    <w:p>
+      <w:r>
+        <w:t>    const today = new Date();</w:t>
+      </w:r>
+    </w:p>
+    <w:p/>
+    <w:p>
+      <w:r>
+        <w:t xml:space="preserve">    // get number of seconds between dates </w:t>
+      </w:r>
+    </w:p>
+    <w:p>
+      <w:r>
+        <w:t>    let seconds = (eventDate.getTime() - today.getTime()) / 1000;</w:t>
+      </w:r>
+    </w:p>
+    <w:p/>
+    <w:p>
+      <w:r>
+        <w:t>    // calculate (and subtract) whole days</w:t>
+      </w:r>
+    </w:p>
+    <w:p>
+      <w:r>
+        <w:t>    const days = Math.floor(seconds / 86400);</w:t>
+      </w:r>
+    </w:p>
+    <w:p>
+      <w:r>
+        <w:t>    seconds -= days * 86400;</w:t>
+      </w:r>
+    </w:p>
+    <w:p/>
+    <w:p>
+      <w:r>
+        <w:t>    // calculate (and subtract) whole hours</w:t>
+      </w:r>
+    </w:p>
+    <w:p>
+      <w:r>
+        <w:t>    const hours = Math.floor(seconds / 3600);</w:t>
+      </w:r>
+    </w:p>
+    <w:p>
+      <w:r>
+        <w:t>    seconds -= hours * 3600;</w:t>
+      </w:r>
+    </w:p>
+    <w:p/>
+    <w:p>
+      <w:r>
+        <w:t>    // calculate (and subtract) whole minutes</w:t>
+      </w:r>
+    </w:p>
+    <w:p>
+      <w:r>
+        <w:t>    const minutes = Math.floor(seconds / 60);</w:t>
+      </w:r>
+    </w:p>
+    <w:p>
+      <w:r>
+        <w:t>    seconds -= minutes * 60;</w:t>
+      </w:r>
+    </w:p>
+    <w:p/>
+    <w:p>
+      <w:r>
+        <w:t>    // round down seconds</w:t>
+      </w:r>
+    </w:p>
+    <w:p>
+      <w:r>
+        <w:t>    seconds = Math.floor(seconds);</w:t>
+      </w:r>
+    </w:p>
+    <w:p/>
+    <w:p>
+      <w:r>
+        <w:t xml:space="preserve">    getElement("#message").textContent = `${days} day(s), </w:t>
+      </w:r>
+    </w:p>
+    <w:p>
+      <w:r>
+        <w:t xml:space="preserve">        ${hours} hours, ${minutes} minutes, ${seconds} seconds </w:t>
+      </w:r>
+    </w:p>
+    <w:p>
+      <w:r>
+        <w:t>        until ${eventName} (${eventDate.toDateString()})`;</w:t>
+      </w:r>
+    </w:p>
+    <w:p>
+      <w:r>
+        <w:t>};</w:t>
+      </w:r>
+    </w:p>
+    <w:p/>
+    <w:p>
+      <w:r>
+        <w:lastRenderedPageBreak/>
+        <w:t>document.addEventListener("DOMContentLoaded", () =&gt; {</w:t>
+      </w:r>
+    </w:p>
+    <w:p/>
+    <w:p>
+      <w:r>
+        <w:t>    getElement("#countdown").addEventListener("click", () =&gt; {</w:t>
+      </w:r>
+    </w:p>
+    <w:p>
+      <w:r>
+        <w:t>        // stop any previous timer</w:t>
+      </w:r>
+    </w:p>
+    <w:p>
+      <w:r>
+        <w:t>        clearInterval(timer);</w:t>
+      </w:r>
+    </w:p>
+    <w:p/>
+    <w:p>
+      <w:r>
+        <w:t>        eventName = getElement("#event").value;           // use global variable</w:t>
+      </w:r>
+    </w:p>
+    <w:p>
+      <w:r>
+        <w:t>        const eventDateString = getElement("#date").value;  </w:t>
+      </w:r>
+    </w:p>
+    <w:p>
+      <w:r>
+        <w:t>        const messageLbl = getElement("#message");  </w:t>
+      </w:r>
+    </w:p>
+    <w:p/>
+    <w:p>
+      <w:r>
+        <w:t xml:space="preserve">        // make sure user entered event and date </w:t>
+      </w:r>
+    </w:p>
+    <w:p>
+      <w:r>
+        <w:t>        if (eventName == "" || eventDateString == "") {</w:t>
+      </w:r>
+    </w:p>
+    <w:p>
+      <w:r>
+        <w:t>            messageLbl.textContent = "Please enter both a name and a date.";</w:t>
+      </w:r>
+    </w:p>
+    <w:p>
+      <w:r>
+        <w:t>            return;</w:t>
+      </w:r>
+    </w:p>
+    <w:p>
+      <w:r>
+        <w:t>        }</w:t>
+      </w:r>
+    </w:p>
+    <w:p/>
+    <w:p>
+      <w:r>
+        <w:t>        // convert event date string to Date object and check for validity</w:t>
+      </w:r>
+    </w:p>
+    <w:p>
+      <w:r>
+        <w:t>        eventDate = new Date(eventDateString);           // use global variable</w:t>
+      </w:r>
+    </w:p>
+    <w:p>
+      <w:r>
+        <w:t>        if (eventDate.toString() == "Invalid Date") {</w:t>
+      </w:r>
+    </w:p>
+    <w:p>
+      <w:r>
+        <w:t>            messageLbl.textContent = "Please enter a valid date.";</w:t>
+      </w:r>
+    </w:p>
+    <w:p>
+      <w:r>
+        <w:t>            return;</w:t>
+      </w:r>
+    </w:p>
+    <w:p>
+      <w:r>
+        <w:t>        }</w:t>
+      </w:r>
+    </w:p>
+    <w:p/>
+    <w:p>
+      <w:r>
+        <w:t>        // calculate days</w:t>
+      </w:r>
+    </w:p>
+    <w:p>
+      <w:r>
+        <w:t>        const today = new Date();</w:t>
+      </w:r>
+    </w:p>
+    <w:p>
+      <w:r>
+        <w:t>        const msFromToday = eventDate.getTime() - today.getTime();  </w:t>
+      </w:r>
+    </w:p>
+    <w:p>
+      <w:r>
+        <w:lastRenderedPageBreak/>
+        <w:t>        const msForOneDay = 24 * 60 * 60 * 1000; // hrs * mins * secs * milliseconds  </w:t>
+      </w:r>
+    </w:p>
+    <w:p>
+      <w:r>
+        <w:t xml:space="preserve">        const daysToDate = Math.ceil( msFromToday / msForOneDay );       </w:t>
+      </w:r>
+    </w:p>
+    <w:p/>
+    <w:p>
+      <w:r>
+        <w:t xml:space="preserve">        // create and display message </w:t>
+      </w:r>
+    </w:p>
+    <w:p>
+      <w:r>
+        <w:t>        const displayDate = eventDate.toDateString();                                      </w:t>
+      </w:r>
+    </w:p>
+    <w:p>
+      <w:r>
+        <w:t>        if (daysToDate == 0) {</w:t>
+      </w:r>
+    </w:p>
+    <w:p>
+      <w:r>
+        <w:t>            messageLbl.textContent = `Hooray! Today is ${eventName}! (${displayDate})`;</w:t>
+      </w:r>
+    </w:p>
+    <w:p>
+      <w:r>
+        <w:t>        } else if (daysToDate &gt; 0) {</w:t>
+      </w:r>
+    </w:p>
+    <w:p>
+      <w:r>
+        <w:t>            displayCountdown();</w:t>
+      </w:r>
+    </w:p>
+    <w:p>
+      <w:r>
+        <w:t>            timer = setInterval(displayCountdown, 1000);  // 1000 ms = 1 second</w:t>
+      </w:r>
+    </w:p>
+    <w:p>
+      <w:r>
+        <w:t>        } else if (daysToDate &lt; 0) {</w:t>
+      </w:r>
+    </w:p>
+    <w:p>
+      <w:r>
+        <w:t xml:space="preserve">            messageLbl.textContent = `${eventName} happened ${Math.abs(daysToDate)} </w:t>
+      </w:r>
+    </w:p>
+    <w:p>
+      <w:r>
+        <w:t>                day(s) ago. (${displayDate})`;</w:t>
+      </w:r>
+    </w:p>
+    <w:p>
+      <w:r>
+        <w:t>        }</w:t>
+      </w:r>
+    </w:p>
+    <w:p>
+      <w:r>
+        <w:t>    });</w:t>
+      </w:r>
+    </w:p>
+    <w:p/>
+    <w:p>
+      <w:r>
+        <w:t>    // set focus on first text box</w:t>
+      </w:r>
+    </w:p>
+    <w:p>
+      <w:r>
+        <w:t>    getElement("#event").focus();</w:t>
+      </w:r>
+    </w:p>
+    <w:p>
+      <w:r>
+        <w:t>});</w:t>
+      </w:r>
+    </w:p>
     <w:p>
       <w:r>
         <w:t>--</w:t>
@@ -233,1075 +557,44 @@
     </w:p>
     <w:p>
       <w:r>
-        <w:t>Countdown.js</w:t>
-      </w:r>
-    </w:p>
-    <w:p>
-      <w:r>
-        <w:t>"</w:t>
-      </w:r>
-      <w:proofErr w:type="gramStart"/>
-      <w:r>
-        <w:t>use</w:t>
-      </w:r>
-      <w:proofErr w:type="gramEnd"/>
-      <w:r>
-        <w:t xml:space="preserve"> strict";</w:t>
-      </w:r>
-    </w:p>
-    <w:p>
-      <w:r>
-        <w:t xml:space="preserve">// global variables </w:t>
-      </w:r>
-    </w:p>
-    <w:p>
-      <w:r>
-        <w:t>let timer = null;</w:t>
-      </w:r>
-    </w:p>
-    <w:p>
-      <w:r>
-        <w:t xml:space="preserve">let </w:t>
-      </w:r>
-      <w:proofErr w:type="spellStart"/>
-      <w:r>
-        <w:t>eventName</w:t>
-      </w:r>
-      <w:proofErr w:type="spellEnd"/>
-      <w:r>
-        <w:t xml:space="preserve"> = "";</w:t>
-      </w:r>
-    </w:p>
-    <w:p>
-      <w:r>
-        <w:t xml:space="preserve">let </w:t>
-      </w:r>
-      <w:proofErr w:type="spellStart"/>
-      <w:r>
-        <w:t>eventDate</w:t>
-      </w:r>
-      <w:proofErr w:type="spellEnd"/>
-      <w:r>
-        <w:t xml:space="preserve"> = null;</w:t>
-      </w:r>
-    </w:p>
-    <w:p/>
-    <w:p>
-      <w:r>
-        <w:t xml:space="preserve">const </w:t>
-      </w:r>
-      <w:proofErr w:type="spellStart"/>
-      <w:r>
-        <w:t>getElement</w:t>
-      </w:r>
-      <w:proofErr w:type="spellEnd"/>
-      <w:r>
-        <w:t xml:space="preserve"> = selector =&gt; </w:t>
-      </w:r>
-      <w:proofErr w:type="spellStart"/>
-      <w:proofErr w:type="gramStart"/>
-      <w:r>
-        <w:t>document.querySelector</w:t>
-      </w:r>
-      <w:proofErr w:type="spellEnd"/>
-      <w:proofErr w:type="gramEnd"/>
-      <w:r>
-        <w:t>(selector);</w:t>
-      </w:r>
-    </w:p>
-    <w:p/>
-    <w:p>
-      <w:r>
-        <w:t xml:space="preserve">const </w:t>
-      </w:r>
-      <w:proofErr w:type="spellStart"/>
-      <w:r>
-        <w:t>displayCountdown</w:t>
-      </w:r>
-      <w:proofErr w:type="spellEnd"/>
-      <w:r>
-        <w:t xml:space="preserve"> = () =&gt; {</w:t>
+        <w:t>Index.html</w:t>
+      </w:r>
+    </w:p>
+    <w:p>
+      <w:r>
+        <w:t>&lt;!DOCTYPE html&gt;</w:t>
+      </w:r>
+    </w:p>
+    <w:p/>
+    <w:p>
+      <w:r>
+        <w:t>&lt;html lang="en"&gt;</w:t>
+      </w:r>
+    </w:p>
+    <w:p>
+      <w:r>
+        <w:t>&lt;head&gt;</w:t>
+      </w:r>
+    </w:p>
+    <w:p>
+      <w:r>
+        <w:t>    &lt;meta charset="UTF-8"&gt;</w:t>
       </w:r>
     </w:p>
     <w:p>
       <w:r>
         <w:lastRenderedPageBreak/>
-        <w:t xml:space="preserve">    const today = new </w:t>
-      </w:r>
-      <w:proofErr w:type="gramStart"/>
-      <w:r>
-        <w:t>Date(</w:t>
-      </w:r>
-      <w:proofErr w:type="gramEnd"/>
-      <w:r>
-        <w:t>);</w:t>
-      </w:r>
-    </w:p>
-    <w:p/>
-    <w:p>
-      <w:r>
-        <w:t xml:space="preserve">    // get number of seconds between dates </w:t>
-      </w:r>
-    </w:p>
-    <w:p>
-      <w:r>
-        <w:t>    let seconds = (</w:t>
-      </w:r>
-      <w:proofErr w:type="spellStart"/>
-      <w:r>
-        <w:t>eventDate.getTime</w:t>
-      </w:r>
-      <w:proofErr w:type="spellEnd"/>
-      <w:r>
-        <w:t xml:space="preserve">() - </w:t>
-      </w:r>
-      <w:proofErr w:type="spellStart"/>
-      <w:proofErr w:type="gramStart"/>
-      <w:r>
-        <w:t>today.getTime</w:t>
-      </w:r>
-      <w:proofErr w:type="spellEnd"/>
-      <w:proofErr w:type="gramEnd"/>
-      <w:r>
-        <w:t>()) / 1000;</w:t>
-      </w:r>
-    </w:p>
-    <w:p/>
-    <w:p>
-      <w:r>
-        <w:t>    // calculate (and subtract) whole days</w:t>
-      </w:r>
-    </w:p>
-    <w:p>
-      <w:r>
-        <w:t xml:space="preserve">    const days = </w:t>
-      </w:r>
-      <w:proofErr w:type="spellStart"/>
-      <w:r>
-        <w:t>Math.floor</w:t>
-      </w:r>
-      <w:proofErr w:type="spellEnd"/>
-      <w:r>
-        <w:t>(seconds / 86400);</w:t>
-      </w:r>
-    </w:p>
-    <w:p>
-      <w:r>
-        <w:t>    seconds -= days * 86400;</w:t>
-      </w:r>
-    </w:p>
-    <w:p/>
-    <w:p>
-      <w:r>
-        <w:t>    // calculate (and subtract) whole hours</w:t>
-      </w:r>
-    </w:p>
-    <w:p>
-      <w:r>
-        <w:t xml:space="preserve">    const hours = </w:t>
-      </w:r>
-      <w:proofErr w:type="spellStart"/>
-      <w:r>
-        <w:t>Math.floor</w:t>
-      </w:r>
-      <w:proofErr w:type="spellEnd"/>
-      <w:r>
-        <w:t>(seconds / 3600);</w:t>
-      </w:r>
-    </w:p>
-    <w:p>
-      <w:r>
-        <w:t>    seconds -= hours * 3600;</w:t>
-      </w:r>
-    </w:p>
-    <w:p/>
-    <w:p>
-      <w:r>
-        <w:t>    // calculate (and subtract) whole minutes</w:t>
-      </w:r>
-    </w:p>
-    <w:p>
-      <w:r>
-        <w:t xml:space="preserve">    const minutes = </w:t>
-      </w:r>
-      <w:proofErr w:type="spellStart"/>
-      <w:r>
-        <w:t>Math.floor</w:t>
-      </w:r>
-      <w:proofErr w:type="spellEnd"/>
-      <w:r>
-        <w:t>(seconds / 60);</w:t>
-      </w:r>
-    </w:p>
-    <w:p>
-      <w:r>
-        <w:t>    seconds -= minutes * 60;</w:t>
-      </w:r>
-    </w:p>
-    <w:p/>
-    <w:p>
-      <w:r>
-        <w:t>    // round down seconds</w:t>
-      </w:r>
-    </w:p>
-    <w:p>
-      <w:r>
-        <w:t xml:space="preserve">    seconds = </w:t>
-      </w:r>
-      <w:proofErr w:type="spellStart"/>
-      <w:r>
-        <w:t>Math.floor</w:t>
-      </w:r>
-      <w:proofErr w:type="spellEnd"/>
-      <w:r>
-        <w:t>(seconds);</w:t>
-      </w:r>
-    </w:p>
-    <w:p/>
-    <w:p>
-      <w:r>
-        <w:t xml:space="preserve">    </w:t>
-      </w:r>
-      <w:proofErr w:type="spellStart"/>
-      <w:r>
-        <w:t>getElement</w:t>
-      </w:r>
-      <w:proofErr w:type="spellEnd"/>
-      <w:proofErr w:type="gramStart"/>
-      <w:r>
-        <w:t>("#</w:t>
-      </w:r>
-      <w:proofErr w:type="gramEnd"/>
-      <w:r>
-        <w:t>message"</w:t>
-      </w:r>
-      <w:proofErr w:type="gramStart"/>
-      <w:r>
-        <w:t>).</w:t>
-      </w:r>
-      <w:proofErr w:type="spellStart"/>
-      <w:r>
-        <w:t>textContent</w:t>
-      </w:r>
-      <w:proofErr w:type="spellEnd"/>
-      <w:proofErr w:type="gramEnd"/>
-      <w:r>
-        <w:t xml:space="preserve"> = `${days} day(s), </w:t>
-      </w:r>
-    </w:p>
-    <w:p>
-      <w:r>
-        <w:t xml:space="preserve">        ${hours} hours, ${minutes} minutes, ${seconds} seconds </w:t>
-      </w:r>
-    </w:p>
-    <w:p>
-      <w:r>
-        <w:t>        until ${</w:t>
-      </w:r>
-      <w:proofErr w:type="spellStart"/>
-      <w:r>
-        <w:t>eventName</w:t>
-      </w:r>
-      <w:proofErr w:type="spellEnd"/>
-      <w:r>
-        <w:t>} (${</w:t>
-      </w:r>
-      <w:proofErr w:type="spellStart"/>
-      <w:r>
-        <w:t>eventDate.toDateString</w:t>
-      </w:r>
-      <w:proofErr w:type="spellEnd"/>
-      <w:r>
-        <w:t>()</w:t>
-      </w:r>
-      <w:proofErr w:type="gramStart"/>
-      <w:r>
-        <w:t>})`</w:t>
-      </w:r>
-      <w:proofErr w:type="gramEnd"/>
-      <w:r>
-        <w:t>;</w:t>
-      </w:r>
-    </w:p>
-    <w:p>
-      <w:r>
-        <w:t>};</w:t>
-      </w:r>
-    </w:p>
-    <w:p/>
-    <w:p>
-      <w:proofErr w:type="spellStart"/>
-      <w:proofErr w:type="gramStart"/>
-      <w:r>
-        <w:t>document.addEventListener</w:t>
-      </w:r>
-      <w:proofErr w:type="spellEnd"/>
-      <w:proofErr w:type="gramEnd"/>
-      <w:r>
-        <w:t>("</w:t>
-      </w:r>
-      <w:proofErr w:type="spellStart"/>
-      <w:r>
-        <w:t>DOMContentLoaded</w:t>
-      </w:r>
-      <w:proofErr w:type="spellEnd"/>
-      <w:r>
-        <w:t>", () =&gt; {</w:t>
-      </w:r>
-    </w:p>
-    <w:p/>
-    <w:p>
-      <w:r>
-        <w:t xml:space="preserve">    </w:t>
-      </w:r>
-      <w:proofErr w:type="spellStart"/>
-      <w:r>
-        <w:t>getElement</w:t>
-      </w:r>
-      <w:proofErr w:type="spellEnd"/>
-      <w:proofErr w:type="gramStart"/>
-      <w:r>
-        <w:t>("#</w:t>
-      </w:r>
-      <w:proofErr w:type="gramEnd"/>
-      <w:r>
-        <w:t>countdown"</w:t>
-      </w:r>
-      <w:proofErr w:type="gramStart"/>
-      <w:r>
-        <w:t>).</w:t>
-      </w:r>
-      <w:proofErr w:type="spellStart"/>
-      <w:r>
-        <w:t>addEventListener</w:t>
-      </w:r>
-      <w:proofErr w:type="spellEnd"/>
-      <w:proofErr w:type="gramEnd"/>
-      <w:r>
-        <w:t>("click", () =&gt; {</w:t>
-      </w:r>
-    </w:p>
-    <w:p>
-      <w:r>
-        <w:t>        // stop any previous timer</w:t>
-      </w:r>
-    </w:p>
-    <w:p>
-      <w:r>
-        <w:t xml:space="preserve">        </w:t>
-      </w:r>
-      <w:proofErr w:type="spellStart"/>
-      <w:r>
-        <w:t>clearInterval</w:t>
-      </w:r>
-      <w:proofErr w:type="spellEnd"/>
-      <w:r>
-        <w:t>(timer);</w:t>
-      </w:r>
-    </w:p>
-    <w:p/>
-    <w:p>
-      <w:r>
-        <w:t xml:space="preserve">        </w:t>
-      </w:r>
-      <w:proofErr w:type="spellStart"/>
-      <w:r>
-        <w:t>eventName</w:t>
-      </w:r>
-      <w:proofErr w:type="spellEnd"/>
-      <w:r>
-        <w:t xml:space="preserve"> = </w:t>
-      </w:r>
-      <w:proofErr w:type="spellStart"/>
-      <w:r>
-        <w:t>getElement</w:t>
-      </w:r>
-      <w:proofErr w:type="spellEnd"/>
-      <w:proofErr w:type="gramStart"/>
-      <w:r>
-        <w:t>("#</w:t>
-      </w:r>
-      <w:proofErr w:type="gramEnd"/>
-      <w:r>
-        <w:t>event").</w:t>
-      </w:r>
-      <w:proofErr w:type="gramStart"/>
-      <w:r>
-        <w:t xml:space="preserve">value;   </w:t>
-      </w:r>
-      <w:proofErr w:type="gramEnd"/>
-      <w:r>
-        <w:t>        // use global variable</w:t>
-      </w:r>
-    </w:p>
-    <w:p>
-      <w:r>
-        <w:t xml:space="preserve">        const </w:t>
-      </w:r>
-      <w:proofErr w:type="spellStart"/>
-      <w:r>
-        <w:t>eventDateString</w:t>
-      </w:r>
-      <w:proofErr w:type="spellEnd"/>
-      <w:r>
-        <w:t xml:space="preserve"> = </w:t>
-      </w:r>
-      <w:proofErr w:type="spellStart"/>
-      <w:r>
-        <w:t>getElement</w:t>
-      </w:r>
-      <w:proofErr w:type="spellEnd"/>
-      <w:proofErr w:type="gramStart"/>
-      <w:r>
-        <w:t>("#</w:t>
-      </w:r>
-      <w:proofErr w:type="gramEnd"/>
-      <w:r>
-        <w:t>date").value;  </w:t>
-      </w:r>
-    </w:p>
-    <w:p>
-      <w:r>
-        <w:t xml:space="preserve">        const </w:t>
-      </w:r>
-      <w:proofErr w:type="spellStart"/>
-      <w:r>
-        <w:t>messageLbl</w:t>
-      </w:r>
-      <w:proofErr w:type="spellEnd"/>
-      <w:r>
-        <w:t xml:space="preserve"> = </w:t>
-      </w:r>
-      <w:proofErr w:type="spellStart"/>
-      <w:r>
-        <w:t>getElement</w:t>
-      </w:r>
-      <w:proofErr w:type="spellEnd"/>
-      <w:proofErr w:type="gramStart"/>
-      <w:r>
-        <w:t>("#</w:t>
-      </w:r>
-      <w:proofErr w:type="gramEnd"/>
-      <w:r>
-        <w:t>message");  </w:t>
-      </w:r>
-    </w:p>
-    <w:p/>
-    <w:p>
-      <w:r>
-        <w:t xml:space="preserve">        // make sure </w:t>
-      </w:r>
-      <w:proofErr w:type="gramStart"/>
-      <w:r>
-        <w:t>user</w:t>
-      </w:r>
-      <w:proofErr w:type="gramEnd"/>
-      <w:r>
-        <w:t xml:space="preserve"> entered event and date </w:t>
-      </w:r>
-    </w:p>
-    <w:p>
-      <w:r>
-        <w:t>        if (</w:t>
-      </w:r>
-      <w:proofErr w:type="spellStart"/>
-      <w:r>
-        <w:t>eventName</w:t>
-      </w:r>
-      <w:proofErr w:type="spellEnd"/>
-      <w:r>
-        <w:t xml:space="preserve"> == "" || </w:t>
-      </w:r>
-      <w:proofErr w:type="spellStart"/>
-      <w:r>
-        <w:t>eventDateString</w:t>
-      </w:r>
-      <w:proofErr w:type="spellEnd"/>
-      <w:r>
-        <w:t xml:space="preserve"> == "</w:t>
-      </w:r>
-      <w:proofErr w:type="gramStart"/>
-      <w:r>
-        <w:t>") {</w:t>
-      </w:r>
-      <w:proofErr w:type="gramEnd"/>
-    </w:p>
-    <w:p>
-      <w:r>
-        <w:t xml:space="preserve">            </w:t>
-      </w:r>
-      <w:proofErr w:type="spellStart"/>
-      <w:r>
-        <w:t>messageLbl.textContent</w:t>
-      </w:r>
-      <w:proofErr w:type="spellEnd"/>
-      <w:r>
-        <w:t xml:space="preserve"> = "Please enter both a name and a date.";</w:t>
-      </w:r>
-    </w:p>
-    <w:p>
-      <w:r>
-        <w:t>            return;</w:t>
-      </w:r>
-    </w:p>
-    <w:p>
-      <w:r>
-        <w:t>        }</w:t>
-      </w:r>
-    </w:p>
-    <w:p/>
-    <w:p>
-      <w:r>
-        <w:t>        // convert event date string to Date object and check for validity</w:t>
-      </w:r>
-    </w:p>
-    <w:p>
-      <w:r>
-        <w:t xml:space="preserve">        </w:t>
-      </w:r>
-      <w:proofErr w:type="spellStart"/>
-      <w:r>
-        <w:t>eventDate</w:t>
-      </w:r>
-      <w:proofErr w:type="spellEnd"/>
-      <w:r>
-        <w:t xml:space="preserve"> = new Date(</w:t>
-      </w:r>
-      <w:proofErr w:type="spellStart"/>
-      <w:r>
-        <w:t>eventDateString</w:t>
-      </w:r>
-      <w:proofErr w:type="spellEnd"/>
-      <w:proofErr w:type="gramStart"/>
-      <w:r>
-        <w:t xml:space="preserve">);   </w:t>
-      </w:r>
-      <w:proofErr w:type="gramEnd"/>
-      <w:r>
-        <w:t>        // use global variable</w:t>
-      </w:r>
-    </w:p>
-    <w:p>
-      <w:r>
-        <w:t>        if (</w:t>
-      </w:r>
-      <w:proofErr w:type="spellStart"/>
-      <w:r>
-        <w:t>eventDate.toString</w:t>
-      </w:r>
-      <w:proofErr w:type="spellEnd"/>
-      <w:r>
-        <w:t>() == "Invalid Date</w:t>
-      </w:r>
-      <w:proofErr w:type="gramStart"/>
-      <w:r>
-        <w:t>") {</w:t>
-      </w:r>
-      <w:proofErr w:type="gramEnd"/>
-    </w:p>
-    <w:p>
-      <w:r>
-        <w:t xml:space="preserve">            </w:t>
-      </w:r>
-      <w:proofErr w:type="spellStart"/>
-      <w:r>
-        <w:t>messageLbl.textContent</w:t>
-      </w:r>
-      <w:proofErr w:type="spellEnd"/>
-      <w:r>
-        <w:t xml:space="preserve"> = "Please enter a valid date.";</w:t>
-      </w:r>
-    </w:p>
-    <w:p>
-      <w:r>
-        <w:t>            return;</w:t>
-      </w:r>
-    </w:p>
-    <w:p>
-      <w:r>
-        <w:t>        }</w:t>
-      </w:r>
-    </w:p>
-    <w:p/>
-    <w:p>
-      <w:r>
-        <w:t xml:space="preserve">        // </w:t>
-      </w:r>
-      <w:proofErr w:type="gramStart"/>
-      <w:r>
-        <w:t>calculate</w:t>
-      </w:r>
-      <w:proofErr w:type="gramEnd"/>
-      <w:r>
-        <w:t xml:space="preserve"> days</w:t>
-      </w:r>
-    </w:p>
-    <w:p>
-      <w:r>
-        <w:t xml:space="preserve">        const today = new </w:t>
-      </w:r>
-      <w:proofErr w:type="gramStart"/>
-      <w:r>
-        <w:t>Date(</w:t>
-      </w:r>
-      <w:proofErr w:type="gramEnd"/>
-      <w:r>
-        <w:t>);</w:t>
-      </w:r>
-    </w:p>
-    <w:p>
-      <w:r>
-        <w:t xml:space="preserve">        const </w:t>
-      </w:r>
-      <w:proofErr w:type="spellStart"/>
-      <w:r>
-        <w:t>msFromToday</w:t>
-      </w:r>
-      <w:proofErr w:type="spellEnd"/>
-      <w:r>
-        <w:t xml:space="preserve"> = </w:t>
-      </w:r>
-      <w:proofErr w:type="spellStart"/>
-      <w:r>
-        <w:t>eventDate.getTime</w:t>
-      </w:r>
-      <w:proofErr w:type="spellEnd"/>
-      <w:r>
-        <w:t xml:space="preserve">() - </w:t>
-      </w:r>
-      <w:proofErr w:type="spellStart"/>
-      <w:proofErr w:type="gramStart"/>
-      <w:r>
-        <w:t>today.getTime</w:t>
-      </w:r>
-      <w:proofErr w:type="spellEnd"/>
-      <w:proofErr w:type="gramEnd"/>
-      <w:r>
-        <w:t>();  </w:t>
-      </w:r>
-    </w:p>
-    <w:p>
-      <w:r>
-        <w:t xml:space="preserve">        const </w:t>
-      </w:r>
-      <w:proofErr w:type="spellStart"/>
-      <w:r>
-        <w:t>msForOneDay</w:t>
-      </w:r>
-      <w:proofErr w:type="spellEnd"/>
-      <w:r>
-        <w:t xml:space="preserve"> = 24 * 60 * 60 * 1000; // </w:t>
-      </w:r>
-      <w:proofErr w:type="spellStart"/>
-      <w:r>
-        <w:t>hrs</w:t>
-      </w:r>
-      <w:proofErr w:type="spellEnd"/>
-      <w:r>
-        <w:t xml:space="preserve"> * mins * secs * milliseconds  </w:t>
-      </w:r>
-    </w:p>
-    <w:p>
-      <w:r>
-        <w:lastRenderedPageBreak/>
-        <w:t xml:space="preserve">        const </w:t>
-      </w:r>
-      <w:proofErr w:type="spellStart"/>
-      <w:r>
-        <w:t>daysToDate</w:t>
-      </w:r>
-      <w:proofErr w:type="spellEnd"/>
-      <w:r>
-        <w:t xml:space="preserve"> = </w:t>
-      </w:r>
-      <w:proofErr w:type="spellStart"/>
-      <w:r>
-        <w:t>Math.ceil</w:t>
-      </w:r>
-      <w:proofErr w:type="spellEnd"/>
-      <w:proofErr w:type="gramStart"/>
-      <w:r>
-        <w:t xml:space="preserve">( </w:t>
-      </w:r>
-      <w:proofErr w:type="spellStart"/>
-      <w:r>
-        <w:t>msFromToday</w:t>
-      </w:r>
-      <w:proofErr w:type="spellEnd"/>
-      <w:proofErr w:type="gramEnd"/>
-      <w:r>
-        <w:t xml:space="preserve"> / </w:t>
-      </w:r>
-      <w:proofErr w:type="spellStart"/>
-      <w:proofErr w:type="gramStart"/>
-      <w:r>
-        <w:t>msForOneDay</w:t>
-      </w:r>
-      <w:proofErr w:type="spellEnd"/>
-      <w:r>
-        <w:t xml:space="preserve"> )</w:t>
-      </w:r>
-      <w:proofErr w:type="gramEnd"/>
-      <w:r>
-        <w:t xml:space="preserve">;       </w:t>
-      </w:r>
-    </w:p>
-    <w:p/>
-    <w:p>
-      <w:r>
-        <w:t xml:space="preserve">        // create and display </w:t>
-      </w:r>
-      <w:proofErr w:type="gramStart"/>
-      <w:r>
-        <w:t>message</w:t>
-      </w:r>
-      <w:proofErr w:type="gramEnd"/>
-      <w:r>
-        <w:t xml:space="preserve"> </w:t>
-      </w:r>
-    </w:p>
-    <w:p>
-      <w:r>
-        <w:t xml:space="preserve">        const </w:t>
-      </w:r>
-      <w:proofErr w:type="spellStart"/>
-      <w:r>
-        <w:t>displayDate</w:t>
-      </w:r>
-      <w:proofErr w:type="spellEnd"/>
-      <w:r>
-        <w:t xml:space="preserve"> = </w:t>
-      </w:r>
-      <w:proofErr w:type="spellStart"/>
-      <w:r>
-        <w:t>eventDate.toDateString</w:t>
-      </w:r>
-      <w:proofErr w:type="spellEnd"/>
-      <w:r>
-        <w:t>();                                      </w:t>
-      </w:r>
-    </w:p>
-    <w:p>
-      <w:r>
-        <w:t>        if (</w:t>
-      </w:r>
-      <w:proofErr w:type="spellStart"/>
-      <w:r>
-        <w:t>daysToDate</w:t>
-      </w:r>
-      <w:proofErr w:type="spellEnd"/>
-      <w:r>
-        <w:t xml:space="preserve"> == </w:t>
-      </w:r>
-      <w:proofErr w:type="gramStart"/>
-      <w:r>
-        <w:t>0) {</w:t>
-      </w:r>
-      <w:proofErr w:type="gramEnd"/>
-    </w:p>
-    <w:p>
-      <w:r>
-        <w:t xml:space="preserve">            </w:t>
-      </w:r>
-      <w:proofErr w:type="spellStart"/>
-      <w:r>
-        <w:t>messageLbl.textContent</w:t>
-      </w:r>
-      <w:proofErr w:type="spellEnd"/>
-      <w:r>
-        <w:t xml:space="preserve"> = `Hooray! Today is ${</w:t>
-      </w:r>
-      <w:proofErr w:type="spellStart"/>
-      <w:proofErr w:type="gramStart"/>
-      <w:r>
-        <w:t>eventName</w:t>
-      </w:r>
-      <w:proofErr w:type="spellEnd"/>
-      <w:r>
-        <w:t>}!</w:t>
-      </w:r>
-      <w:proofErr w:type="gramEnd"/>
-      <w:r>
-        <w:t xml:space="preserve"> (${</w:t>
-      </w:r>
-      <w:proofErr w:type="spellStart"/>
-      <w:r>
-        <w:t>displayDate</w:t>
-      </w:r>
-      <w:proofErr w:type="spellEnd"/>
-      <w:proofErr w:type="gramStart"/>
-      <w:r>
-        <w:t>})`</w:t>
-      </w:r>
-      <w:proofErr w:type="gramEnd"/>
-      <w:r>
-        <w:t>;</w:t>
-      </w:r>
-    </w:p>
-    <w:p>
-      <w:r>
-        <w:t>        } else if (</w:t>
-      </w:r>
-      <w:proofErr w:type="spellStart"/>
-      <w:r>
-        <w:t>daysToDate</w:t>
-      </w:r>
-      <w:proofErr w:type="spellEnd"/>
-      <w:r>
-        <w:t xml:space="preserve"> &gt; 0) {</w:t>
-      </w:r>
-    </w:p>
-    <w:p>
-      <w:r>
-        <w:t xml:space="preserve">            </w:t>
-      </w:r>
-      <w:proofErr w:type="spellStart"/>
-      <w:proofErr w:type="gramStart"/>
-      <w:r>
-        <w:t>displayCountdown</w:t>
-      </w:r>
-      <w:proofErr w:type="spellEnd"/>
-      <w:r>
-        <w:t>(</w:t>
-      </w:r>
-      <w:proofErr w:type="gramEnd"/>
-      <w:r>
-        <w:t>);</w:t>
-      </w:r>
-    </w:p>
-    <w:p>
-      <w:r>
-        <w:t xml:space="preserve">            timer = </w:t>
-      </w:r>
-      <w:proofErr w:type="spellStart"/>
-      <w:proofErr w:type="gramStart"/>
-      <w:r>
-        <w:t>setInterval</w:t>
-      </w:r>
-      <w:proofErr w:type="spellEnd"/>
-      <w:r>
-        <w:t>(</w:t>
-      </w:r>
-      <w:proofErr w:type="spellStart"/>
-      <w:proofErr w:type="gramEnd"/>
-      <w:r>
-        <w:t>displayCountdown</w:t>
-      </w:r>
-      <w:proofErr w:type="spellEnd"/>
-      <w:r>
-        <w:t>, 1000</w:t>
-      </w:r>
-      <w:proofErr w:type="gramStart"/>
-      <w:r>
-        <w:t>);  /</w:t>
-      </w:r>
-      <w:proofErr w:type="gramEnd"/>
-      <w:r>
-        <w:t xml:space="preserve">/ 1000 </w:t>
-      </w:r>
-      <w:proofErr w:type="spellStart"/>
-      <w:r>
-        <w:t>ms</w:t>
-      </w:r>
-      <w:proofErr w:type="spellEnd"/>
-      <w:r>
-        <w:t xml:space="preserve"> = 1 second</w:t>
-      </w:r>
-    </w:p>
-    <w:p>
-      <w:r>
-        <w:t>        } else if (</w:t>
-      </w:r>
-      <w:proofErr w:type="spellStart"/>
-      <w:r>
-        <w:t>daysToDate</w:t>
-      </w:r>
-      <w:proofErr w:type="spellEnd"/>
-      <w:r>
-        <w:t xml:space="preserve"> &lt; </w:t>
-      </w:r>
-      <w:proofErr w:type="gramStart"/>
-      <w:r>
-        <w:t>0) {</w:t>
-      </w:r>
-      <w:proofErr w:type="gramEnd"/>
-    </w:p>
-    <w:p>
-      <w:r>
-        <w:t xml:space="preserve">            </w:t>
-      </w:r>
-      <w:proofErr w:type="spellStart"/>
-      <w:r>
-        <w:t>messageLbl.textContent</w:t>
-      </w:r>
-      <w:proofErr w:type="spellEnd"/>
-      <w:r>
-        <w:t xml:space="preserve"> = `${</w:t>
-      </w:r>
-      <w:proofErr w:type="spellStart"/>
-      <w:r>
-        <w:t>eventName</w:t>
-      </w:r>
-      <w:proofErr w:type="spellEnd"/>
-      <w:r>
-        <w:t>} happened ${</w:t>
-      </w:r>
-      <w:proofErr w:type="spellStart"/>
-      <w:r>
-        <w:t>Math.abs</w:t>
-      </w:r>
-      <w:proofErr w:type="spellEnd"/>
-      <w:r>
-        <w:t>(</w:t>
-      </w:r>
-      <w:proofErr w:type="spellStart"/>
-      <w:proofErr w:type="gramStart"/>
-      <w:r>
-        <w:t>daysToDate</w:t>
-      </w:r>
-      <w:proofErr w:type="spellEnd"/>
-      <w:r>
-        <w:t>)}</w:t>
-      </w:r>
-      <w:proofErr w:type="gramEnd"/>
-      <w:r>
-        <w:t xml:space="preserve"> </w:t>
-      </w:r>
-    </w:p>
-    <w:p>
-      <w:r>
-        <w:t>                day(s) ago. (${</w:t>
-      </w:r>
-      <w:proofErr w:type="spellStart"/>
-      <w:r>
-        <w:t>displayDate</w:t>
-      </w:r>
-      <w:proofErr w:type="spellEnd"/>
-      <w:proofErr w:type="gramStart"/>
-      <w:r>
-        <w:t>})`</w:t>
-      </w:r>
-      <w:proofErr w:type="gramEnd"/>
-      <w:r>
-        <w:t>;</w:t>
-      </w:r>
-    </w:p>
-    <w:p>
-      <w:r>
-        <w:t>        }</w:t>
-      </w:r>
-    </w:p>
-    <w:p>
-      <w:r>
-        <w:t>    });</w:t>
-      </w:r>
-    </w:p>
-    <w:p/>
-    <w:p>
-      <w:r>
-        <w:t>    // set focus on first text box</w:t>
-      </w:r>
-    </w:p>
-    <w:p>
-      <w:r>
-        <w:t xml:space="preserve">    </w:t>
-      </w:r>
-      <w:proofErr w:type="spellStart"/>
-      <w:r>
-        <w:t>getElement</w:t>
-      </w:r>
-      <w:proofErr w:type="spellEnd"/>
-      <w:proofErr w:type="gramStart"/>
-      <w:r>
-        <w:t>("#</w:t>
-      </w:r>
-      <w:proofErr w:type="gramEnd"/>
-      <w:r>
-        <w:t>event"</w:t>
-      </w:r>
-      <w:proofErr w:type="gramStart"/>
-      <w:r>
-        <w:t>).focus</w:t>
-      </w:r>
-      <w:proofErr w:type="gramEnd"/>
-      <w:r>
-        <w:t>();</w:t>
-      </w:r>
-    </w:p>
-    <w:p>
-      <w:r>
-        <w:t>});</w:t>
-      </w:r>
-    </w:p>
-    <w:p>
-      <w:r>
-        <w:t>--</w:t>
-      </w:r>
-    </w:p>
-    <w:p>
-      <w:r>
-        <w:t>Index.html</w:t>
-      </w:r>
-    </w:p>
-    <w:p>
-      <w:r>
-        <w:t>&lt;!DOCTYPE html&gt;</w:t>
-      </w:r>
-    </w:p>
-    <w:p/>
-    <w:p>
-      <w:r>
-        <w:t>&lt;html lang="</w:t>
-      </w:r>
-      <w:proofErr w:type="spellStart"/>
-      <w:r>
-        <w:t>en</w:t>
-      </w:r>
-      <w:proofErr w:type="spellEnd"/>
-      <w:r>
-        <w:t>"&gt;</w:t>
-      </w:r>
-    </w:p>
-    <w:p>
-      <w:r>
-        <w:t>&lt;head&gt;</w:t>
-      </w:r>
-    </w:p>
-    <w:p>
-      <w:r>
-        <w:t>    &lt;meta charset="UTF-8"&gt;</w:t>
-      </w:r>
-    </w:p>
-    <w:p>
-      <w:r>
         <w:t>    &lt;meta name="viewport" content="width=device-width, initial-scale=1"&gt;</w:t>
       </w:r>
     </w:p>
     <w:p>
       <w:r>
-        <w:lastRenderedPageBreak/>
         <w:t>    &lt;title&gt;Countdown&lt;/title&gt;</w:t>
       </w:r>
     </w:p>
     <w:p>
       <w:r>
-        <w:t xml:space="preserve">    &lt;link </w:t>
-      </w:r>
-      <w:proofErr w:type="spellStart"/>
-      <w:r>
-        <w:t>rel</w:t>
-      </w:r>
-      <w:proofErr w:type="spellEnd"/>
-      <w:r>
-        <w:t xml:space="preserve">="stylesheet" </w:t>
-      </w:r>
-      <w:proofErr w:type="spellStart"/>
-      <w:r>
-        <w:t>href</w:t>
-      </w:r>
-      <w:proofErr w:type="spellEnd"/>
-      <w:r>
-        <w:t>="countdown.css"&gt;</w:t>
+        <w:t>    &lt;link rel="stylesheet" href="countdown.css"&gt;</w:t>
       </w:r>
     </w:p>
     <w:p>
@@ -1358,15 +651,7 @@
     </w:p>
     <w:p>
       <w:r>
-        <w:t>    &lt;input type="date" id="date"&gt;&lt;</w:t>
-      </w:r>
-      <w:proofErr w:type="spellStart"/>
-      <w:r>
-        <w:t>br</w:t>
-      </w:r>
-      <w:proofErr w:type="spellEnd"/>
-      <w:r>
-        <w:t>&gt;</w:t>
+        <w:t>    &lt;input type="date" id="date"&gt;&lt;br&gt;</w:t>
       </w:r>
     </w:p>
     <w:p>
@@ -1382,28 +667,12 @@
     </w:p>
     <w:p>
       <w:r>
-        <w:t>    &lt;label&gt;&amp;</w:t>
-      </w:r>
-      <w:proofErr w:type="spellStart"/>
-      <w:r>
-        <w:t>nbsp</w:t>
-      </w:r>
-      <w:proofErr w:type="spellEnd"/>
-      <w:r>
-        <w:t>;&lt;/label&gt;</w:t>
-      </w:r>
-    </w:p>
-    <w:p>
-      <w:r>
-        <w:t>    &lt;button id="countdown"&gt;</w:t>
-      </w:r>
-      <w:proofErr w:type="gramStart"/>
-      <w:r>
-        <w:t>Countdown!&lt;</w:t>
-      </w:r>
-      <w:proofErr w:type="gramEnd"/>
-      <w:r>
-        <w:t>/button&gt;</w:t>
+        <w:t>    &lt;label&gt;&amp;nbsp;&lt;/label&gt;</w:t>
+      </w:r>
+    </w:p>
+    <w:p>
+      <w:r>
+        <w:t>    &lt;button id="countdown"&gt;Countdown!&lt;/button&gt;</w:t>
       </w:r>
     </w:p>
     <w:p>
@@ -1430,16 +699,7 @@
     <w:p/>
     <w:p>
       <w:r>
-        <w:lastRenderedPageBreak/>
-        <w:t xml:space="preserve">&lt;script </w:t>
-      </w:r>
-      <w:proofErr w:type="spellStart"/>
-      <w:r>
-        <w:t>src</w:t>
-      </w:r>
-      <w:proofErr w:type="spellEnd"/>
-      <w:r>
-        <w:t>="countdown.js"&gt;&lt;/script&gt;</w:t>
+        <w:t>&lt;script src="countdown.js"&gt;&lt;/script&gt;</w:t>
       </w:r>
     </w:p>
     <w:p>
@@ -1461,6 +721,9 @@
     <w:p/>
     <w:p>
       <w:r>
+        <w:rPr>
+          <w:noProof/>
+        </w:rPr>
         <w:drawing>
           <wp:inline distT="0" distB="0" distL="0" distR="0" wp14:anchorId="620D025E" wp14:editId="7F470EDA">
             <wp:extent cx="5943600" cy="908685"/>
@@ -2111,6 +1374,7 @@
   <w:style w:type="character" w:default="1" w:styleId="DefaultParagraphFont">
     <w:name w:val="Default Paragraph Font"/>
     <w:uiPriority w:val="1"/>
+    <w:semiHidden/>
     <w:unhideWhenUsed/>
   </w:style>
   <w:style w:type="table" w:default="1" w:styleId="TableNormal">
